--- a/guess-what/unit-7-at-the-market/worksheets/quiz.docx
+++ b/guess-what/unit-7-at-the-market/worksheets/quiz.docx
@@ -1262,7 +1262,7 @@
           <w:i w:val="0"/>
           <w:sz w:val="22"/>
         </w:rPr>
-        <w:t xml:space="preserve">  What has she got in two baskets?</w:t>
+        <w:t xml:space="preserve">  What does she have in two baskets?</w:t>
       </w:r>
     </w:p>
     <w:p>
